--- a/docs/实操人员管理SOP_v3_简版.docx
+++ b/docs/实操人员管理SOP_v3_简版.docx
@@ -31,7 +31,7 @@
           <w:sz w:val="20"/>
           <w:szCs w:val="20"/>
         </w:rPr>
-        <w:t xml:space="preserve">Version 3.2  |  2026年7月</w:t>
+        <w:t xml:space="preserve">Version 3.3  |  2026年8月</w:t>
       </w:r>
     </w:p>
     <w:p>
@@ -543,7 +543,7 @@
                 <w:sz w:val="20"/>
                 <w:szCs w:val="20"/>
               </w:rPr>
-              <w:t xml:space="preserve">处理问卷、登记人员信息、录入设备、跟踪状态</w:t>
+              <w:t xml:space="preserve">处理问卷、登记人员信息/联系方式/设备台账、跟踪状态</w:t>
             </w:r>
           </w:p>
         </w:tc>
@@ -667,7 +667,7 @@
                 <w:sz w:val="20"/>
                 <w:szCs w:val="20"/>
               </w:rPr>
-              <w:t xml:space="preserve">录入薪资（本地不上云）、跟进反馈、办理入职/结算、账号管理</w:t>
+              <w:t xml:space="preserve">上传简历、录入薪资（本地不上云）、跟进反馈、办理入职/结算、账号管理</w:t>
             </w:r>
           </w:p>
         </w:tc>
@@ -1605,7 +1605,7 @@
                 <w:sz w:val="20"/>
                 <w:szCs w:val="20"/>
               </w:rPr>
-              <w:t xml:space="preserve">导入问卷-&gt;补充设备</w:t>
+              <w:t xml:space="preserve">导入问卷-&gt;登记联系方式+设备台账</w:t>
             </w:r>
           </w:p>
         </w:tc>
@@ -1732,7 +1732,7 @@
                 <w:sz w:val="20"/>
                 <w:szCs w:val="20"/>
               </w:rPr>
-              <w:t xml:space="preserve">填写薪资（本地工具）</w:t>
+              <w:t xml:space="preserve">上传简历+填写薪资（本地工具）</w:t>
             </w:r>
           </w:p>
         </w:tc>
@@ -3318,7 +3318,7 @@
                 <w:sz w:val="20"/>
                 <w:szCs w:val="20"/>
               </w:rPr>
-              <w:t xml:space="preserve">处理问卷-&gt;登记设备-&gt;跟踪状态</w:t>
+              <w:t xml:space="preserve">处理问卷-&gt;登记联系方式/设备台账-&gt;跟踪状态</w:t>
             </w:r>
           </w:p>
         </w:tc>
@@ -3395,7 +3395,7 @@
                 <w:sz w:val="20"/>
                 <w:szCs w:val="20"/>
               </w:rPr>
-              <w:t xml:space="preserve">录入薪资-&gt;跟进反馈-&gt;办理入职/结算-&gt;账号管理</w:t>
+              <w:t xml:space="preserve">上传简历-&gt;录入薪资-&gt;跟进反馈-&gt;办理入职/结算-&gt;账号管理</w:t>
             </w:r>
           </w:p>
         </w:tc>
@@ -4400,7 +4400,7 @@
         <w:sz w:val="16"/>
         <w:szCs w:val="16"/>
       </w:rPr>
-      <w:t xml:space="preserve">实操人员管理SOP v3.2</w:t>
+      <w:t xml:space="preserve">实操人员管理SOP v3.3</w:t>
     </w:r>
   </w:p>
 </w:hdr>
